--- a/Knowledge/3-Work knowledge/1-Software Engineering/1-Software Engineering Fundamentals/5-My Source/5-Single Page Application and Multi-Page Application.docx
+++ b/Knowledge/3-Work knowledge/1-Software Engineering/1-Software Engineering Fundamentals/5-My Source/5-Single Page Application and Multi-Page Application.docx
@@ -4,44 +4,28 @@
   <w:body>
     <w:p>
       <w:pPr>
-        <w:keepNext/>
-        <w:keepLines/>
-        <w:spacing w:before="400" w:after="120" w:line="276" w:lineRule="auto"/>
-        <w:outlineLvl w:val="0"/>
-        <w:rPr>
-          <w:rFonts w:ascii="Arial" w:eastAsia="Arial" w:hAnsi="Arial" w:cs="Arial"/>
-          <w:kern w:val="0"/>
-          <w:sz w:val="40"/>
-          <w:szCs w:val="40"/>
-          <w:lang w:val="en"/>
-          <w14:ligatures w14:val="none"/>
+        <w:pStyle w:val="Heading1"/>
+        <w:rPr>
+          <w:rFonts w:eastAsia="Arial"/>
+          <w:lang w:val="en"/>
         </w:rPr>
       </w:pPr>
       <w:bookmarkStart w:id="0" w:name="_r21c7b1wqbwd" w:colFirst="0" w:colLast="0"/>
       <w:bookmarkEnd w:id="0"/>
       <w:r>
         <w:rPr>
-          <w:rFonts w:ascii="Arial" w:eastAsia="Arial" w:hAnsi="Arial" w:cs="Arial"/>
-          <w:kern w:val="0"/>
-          <w:sz w:val="40"/>
-          <w:szCs w:val="40"/>
-          <w:lang w:val="en"/>
-          <w14:ligatures w14:val="none"/>
+          <w:rFonts w:eastAsia="Arial"/>
+          <w:lang w:val="en"/>
         </w:rPr>
         <w:t>1-Single Page Application</w:t>
       </w:r>
     </w:p>
     <w:p>
       <w:pPr>
-        <w:spacing w:before="280" w:after="120" w:line="276" w:lineRule="auto"/>
-        <w:outlineLvl w:val="1"/>
-        <w:rPr>
-          <w:rFonts w:ascii="Arial" w:eastAsia="Arial" w:hAnsi="Arial" w:cs="Arial"/>
-          <w:kern w:val="0"/>
-          <w:sz w:val="32"/>
-          <w:szCs w:val="32"/>
-          <w:lang w:val="en"/>
-          <w14:ligatures w14:val="none"/>
+        <w:pStyle w:val="Heading2"/>
+        <w:rPr>
+          <w:rFonts w:eastAsia="Arial"/>
+          <w:lang w:val="en"/>
         </w:rPr>
       </w:pPr>
       <w:bookmarkStart w:id="1" w:name="_r7a0v2du6z18" w:colFirst="0" w:colLast="0"/>
@@ -49,22 +33,14 @@
       <w:r>
         <w:rPr>
           <w:rFonts w:ascii="Segoe UI Emoji" w:eastAsia="Arial" w:hAnsi="Segoe UI Emoji" w:cs="Segoe UI Emoji"/>
-          <w:kern w:val="0"/>
-          <w:sz w:val="32"/>
-          <w:szCs w:val="32"/>
-          <w:lang w:val="en"/>
-          <w14:ligatures w14:val="none"/>
+          <w:lang w:val="en"/>
         </w:rPr>
         <w:t>🖥️</w:t>
       </w:r>
       <w:r>
         <w:rPr>
-          <w:rFonts w:ascii="Arial" w:eastAsia="Arial" w:hAnsi="Arial" w:cs="Arial"/>
-          <w:kern w:val="0"/>
-          <w:sz w:val="32"/>
-          <w:szCs w:val="32"/>
-          <w:lang w:val="en"/>
-          <w14:ligatures w14:val="none"/>
+          <w:rFonts w:eastAsia="Arial"/>
+          <w:lang w:val="en"/>
         </w:rPr>
         <w:t xml:space="preserve"> What Is a Single Page Application (SPA)?</w:t>
       </w:r>
@@ -108,6 +84,7 @@
         </w:rPr>
         <w:t xml:space="preserve">: </w:t>
       </w:r>
+      <w:proofErr w:type="spellStart"/>
       <w:r>
         <w:rPr>
           <w:rFonts w:ascii="Arial" w:eastAsia="Arial" w:hAnsi="Arial" w:cs="Arial"/>
@@ -120,7 +97,22 @@
           <w:lang w:val="en"/>
           <w14:ligatures w14:val="none"/>
         </w:rPr>
-        <w:t>Chatgpt (GPT</w:t>
+        <w:t>Chatgpt</w:t>
+      </w:r>
+      <w:proofErr w:type="spellEnd"/>
+      <w:r>
+        <w:rPr>
+          <w:rFonts w:ascii="Arial" w:eastAsia="Arial" w:hAnsi="Arial" w:cs="Arial"/>
+          <w:b/>
+          <w:color w:val="000000"/>
+          <w:kern w:val="0"/>
+          <w:sz w:val="22"/>
+          <w:szCs w:val="22"/>
+          <w:highlight w:val="darkGray"/>
+          <w:lang w:val="en"/>
+          <w14:ligatures w14:val="none"/>
+        </w:rPr>
+        <w:t xml:space="preserve"> (GPT</w:t>
       </w:r>
       <w:r>
         <w:rPr>
@@ -289,15 +281,10 @@
     </w:p>
     <w:p>
       <w:pPr>
-        <w:spacing w:before="280" w:after="120" w:line="276" w:lineRule="auto"/>
-        <w:outlineLvl w:val="1"/>
-        <w:rPr>
-          <w:rFonts w:ascii="Arial" w:eastAsia="Arial" w:hAnsi="Arial" w:cs="Arial"/>
-          <w:kern w:val="0"/>
-          <w:sz w:val="32"/>
-          <w:szCs w:val="32"/>
-          <w:lang w:val="en"/>
-          <w14:ligatures w14:val="none"/>
+        <w:pStyle w:val="Heading2"/>
+        <w:rPr>
+          <w:rFonts w:ascii="Arial" w:eastAsia="Arial" w:hAnsi="Arial" w:cs="Arial"/>
+          <w:lang w:val="en"/>
         </w:rPr>
       </w:pPr>
       <w:bookmarkStart w:id="2" w:name="_5rcuujrk7r8m" w:colFirst="0" w:colLast="0"/>
@@ -305,22 +292,14 @@
       <w:r>
         <w:rPr>
           <w:rFonts w:ascii="Segoe UI Emoji" w:eastAsia="Arial Unicode MS" w:hAnsi="Segoe UI Emoji" w:cs="Segoe UI Emoji"/>
-          <w:kern w:val="0"/>
-          <w:sz w:val="32"/>
-          <w:szCs w:val="32"/>
-          <w:lang w:val="en"/>
-          <w14:ligatures w14:val="none"/>
+          <w:lang w:val="en"/>
         </w:rPr>
         <w:t>✅</w:t>
       </w:r>
       <w:r>
         <w:rPr>
-          <w:rFonts w:ascii="Arial Unicode MS" w:eastAsia="Arial Unicode MS" w:hAnsi="Arial Unicode MS" w:cs="Arial Unicode MS"/>
-          <w:kern w:val="0"/>
-          <w:sz w:val="32"/>
-          <w:szCs w:val="32"/>
-          <w:lang w:val="en"/>
-          <w14:ligatures w14:val="none"/>
+          <w:rFonts w:eastAsia="Arial Unicode MS"/>
+          <w:lang w:val="en"/>
         </w:rPr>
         <w:t xml:space="preserve"> Simple Definition:</w:t>
       </w:r>
@@ -364,6 +343,7 @@
         </w:rPr>
         <w:t xml:space="preserve">: </w:t>
       </w:r>
+      <w:proofErr w:type="spellStart"/>
       <w:r>
         <w:rPr>
           <w:rFonts w:ascii="Arial" w:eastAsia="Arial" w:hAnsi="Arial" w:cs="Arial"/>
@@ -376,7 +356,22 @@
           <w:lang w:val="en"/>
           <w14:ligatures w14:val="none"/>
         </w:rPr>
-        <w:t>Chatgpt (GPT</w:t>
+        <w:t>Chatgpt</w:t>
+      </w:r>
+      <w:proofErr w:type="spellEnd"/>
+      <w:r>
+        <w:rPr>
+          <w:rFonts w:ascii="Arial" w:eastAsia="Arial" w:hAnsi="Arial" w:cs="Arial"/>
+          <w:b/>
+          <w:color w:val="000000"/>
+          <w:kern w:val="0"/>
+          <w:sz w:val="22"/>
+          <w:szCs w:val="22"/>
+          <w:highlight w:val="darkGray"/>
+          <w:lang w:val="en"/>
+          <w14:ligatures w14:val="none"/>
+        </w:rPr>
+        <w:t xml:space="preserve"> (GPT</w:t>
       </w:r>
       <w:r>
         <w:rPr>
@@ -502,15 +497,10 @@
     </w:p>
     <w:p>
       <w:pPr>
-        <w:spacing w:before="280" w:after="120" w:line="276" w:lineRule="auto"/>
-        <w:outlineLvl w:val="1"/>
-        <w:rPr>
-          <w:rFonts w:ascii="Arial" w:eastAsia="Arial" w:hAnsi="Arial" w:cs="Arial"/>
-          <w:kern w:val="0"/>
-          <w:sz w:val="32"/>
-          <w:szCs w:val="32"/>
-          <w:lang w:val="en"/>
-          <w14:ligatures w14:val="none"/>
+        <w:pStyle w:val="Heading2"/>
+        <w:rPr>
+          <w:rFonts w:eastAsia="Arial"/>
+          <w:lang w:val="en"/>
         </w:rPr>
       </w:pPr>
       <w:bookmarkStart w:id="3" w:name="_ry3p1fxxz07n" w:colFirst="0" w:colLast="0"/>
@@ -518,22 +508,14 @@
       <w:r>
         <w:rPr>
           <w:rFonts w:ascii="Segoe UI Emoji" w:eastAsia="Arial" w:hAnsi="Segoe UI Emoji" w:cs="Segoe UI Emoji"/>
-          <w:kern w:val="0"/>
-          <w:sz w:val="32"/>
-          <w:szCs w:val="32"/>
-          <w:lang w:val="en"/>
-          <w14:ligatures w14:val="none"/>
+          <w:lang w:val="en"/>
         </w:rPr>
         <w:t>🧠</w:t>
       </w:r>
       <w:r>
         <w:rPr>
-          <w:rFonts w:ascii="Arial" w:eastAsia="Arial" w:hAnsi="Arial" w:cs="Arial"/>
-          <w:kern w:val="0"/>
-          <w:sz w:val="32"/>
-          <w:szCs w:val="32"/>
-          <w:lang w:val="en"/>
-          <w14:ligatures w14:val="none"/>
+          <w:rFonts w:eastAsia="Arial"/>
+          <w:lang w:val="en"/>
         </w:rPr>
         <w:t xml:space="preserve"> Real-Life Analogy:</w:t>
       </w:r>
@@ -577,6 +559,7 @@
         </w:rPr>
         <w:t xml:space="preserve">: </w:t>
       </w:r>
+      <w:proofErr w:type="spellStart"/>
       <w:r>
         <w:rPr>
           <w:rFonts w:ascii="Arial" w:eastAsia="Arial" w:hAnsi="Arial" w:cs="Arial"/>
@@ -589,7 +572,22 @@
           <w:lang w:val="en"/>
           <w14:ligatures w14:val="none"/>
         </w:rPr>
-        <w:t>Chatgpt (GPT</w:t>
+        <w:t>Chatgpt</w:t>
+      </w:r>
+      <w:proofErr w:type="spellEnd"/>
+      <w:r>
+        <w:rPr>
+          <w:rFonts w:ascii="Arial" w:eastAsia="Arial" w:hAnsi="Arial" w:cs="Arial"/>
+          <w:b/>
+          <w:color w:val="000000"/>
+          <w:kern w:val="0"/>
+          <w:sz w:val="22"/>
+          <w:szCs w:val="22"/>
+          <w:highlight w:val="darkGray"/>
+          <w:lang w:val="en"/>
+          <w14:ligatures w14:val="none"/>
+        </w:rPr>
+        <w:t xml:space="preserve"> (GPT</w:t>
       </w:r>
       <w:r>
         <w:rPr>
@@ -829,15 +827,10 @@
     </w:p>
     <w:p>
       <w:pPr>
-        <w:spacing w:before="280" w:after="120" w:line="276" w:lineRule="auto"/>
-        <w:outlineLvl w:val="1"/>
-        <w:rPr>
-          <w:rFonts w:ascii="Arial" w:eastAsia="Arial" w:hAnsi="Arial" w:cs="Arial"/>
-          <w:kern w:val="0"/>
-          <w:sz w:val="32"/>
-          <w:szCs w:val="32"/>
-          <w:lang w:val="en"/>
-          <w14:ligatures w14:val="none"/>
+        <w:pStyle w:val="Heading2"/>
+        <w:rPr>
+          <w:rFonts w:eastAsia="Arial"/>
+          <w:lang w:val="en"/>
         </w:rPr>
       </w:pPr>
       <w:bookmarkStart w:id="4" w:name="_k8nw0a6loy26" w:colFirst="0" w:colLast="0"/>
@@ -845,22 +838,14 @@
       <w:r>
         <w:rPr>
           <w:rFonts w:ascii="Segoe UI Emoji" w:eastAsia="Arial" w:hAnsi="Segoe UI Emoji" w:cs="Segoe UI Emoji"/>
-          <w:kern w:val="0"/>
-          <w:sz w:val="32"/>
-          <w:szCs w:val="32"/>
-          <w:lang w:val="en"/>
-          <w14:ligatures w14:val="none"/>
+          <w:lang w:val="en"/>
         </w:rPr>
         <w:t>🔄</w:t>
       </w:r>
       <w:r>
         <w:rPr>
-          <w:rFonts w:ascii="Arial" w:eastAsia="Arial" w:hAnsi="Arial" w:cs="Arial"/>
-          <w:kern w:val="0"/>
-          <w:sz w:val="32"/>
-          <w:szCs w:val="32"/>
-          <w:lang w:val="en"/>
-          <w14:ligatures w14:val="none"/>
+          <w:rFonts w:eastAsia="Arial"/>
+          <w:lang w:val="en"/>
         </w:rPr>
         <w:t xml:space="preserve"> How It Works</w:t>
       </w:r>
@@ -904,6 +889,7 @@
         </w:rPr>
         <w:t xml:space="preserve">: </w:t>
       </w:r>
+      <w:proofErr w:type="spellStart"/>
       <w:r>
         <w:rPr>
           <w:rFonts w:ascii="Arial" w:eastAsia="Arial" w:hAnsi="Arial" w:cs="Arial"/>
@@ -916,7 +902,22 @@
           <w:lang w:val="en"/>
           <w14:ligatures w14:val="none"/>
         </w:rPr>
-        <w:t>Chatgpt (GPT</w:t>
+        <w:t>Chatgpt</w:t>
+      </w:r>
+      <w:proofErr w:type="spellEnd"/>
+      <w:r>
+        <w:rPr>
+          <w:rFonts w:ascii="Arial" w:eastAsia="Arial" w:hAnsi="Arial" w:cs="Arial"/>
+          <w:b/>
+          <w:color w:val="000000"/>
+          <w:kern w:val="0"/>
+          <w:sz w:val="22"/>
+          <w:szCs w:val="22"/>
+          <w:highlight w:val="darkGray"/>
+          <w:lang w:val="en"/>
+          <w14:ligatures w14:val="none"/>
+        </w:rPr>
+        <w:t xml:space="preserve"> (GPT</w:t>
       </w:r>
       <w:r>
         <w:rPr>
@@ -971,6 +972,7 @@
           <w:lang w:val="en"/>
           <w14:ligatures w14:val="none"/>
         </w:rPr>
+        <w:lastRenderedPageBreak/>
         <w:t xml:space="preserve">User visits the SPA </w:t>
       </w:r>
       <w:r>
@@ -1348,15 +1350,10 @@
     </w:p>
     <w:p>
       <w:pPr>
-        <w:spacing w:before="280" w:after="120" w:line="276" w:lineRule="auto"/>
-        <w:outlineLvl w:val="1"/>
-        <w:rPr>
-          <w:rFonts w:ascii="Arial" w:eastAsia="Arial" w:hAnsi="Arial" w:cs="Arial"/>
-          <w:kern w:val="0"/>
-          <w:sz w:val="32"/>
-          <w:szCs w:val="32"/>
-          <w:lang w:val="en"/>
-          <w14:ligatures w14:val="none"/>
+        <w:pStyle w:val="Heading2"/>
+        <w:rPr>
+          <w:rFonts w:eastAsia="Arial"/>
+          <w:lang w:val="en"/>
         </w:rPr>
       </w:pPr>
       <w:bookmarkStart w:id="5" w:name="_wskl0uv5q7ll" w:colFirst="0" w:colLast="0"/>
@@ -1364,22 +1361,14 @@
       <w:r>
         <w:rPr>
           <w:rFonts w:ascii="Segoe UI Emoji" w:eastAsia="Arial" w:hAnsi="Segoe UI Emoji" w:cs="Segoe UI Emoji"/>
-          <w:kern w:val="0"/>
-          <w:sz w:val="32"/>
-          <w:szCs w:val="32"/>
-          <w:lang w:val="en"/>
-          <w14:ligatures w14:val="none"/>
+          <w:lang w:val="en"/>
         </w:rPr>
         <w:t>⚙️</w:t>
       </w:r>
       <w:r>
         <w:rPr>
-          <w:rFonts w:ascii="Arial" w:eastAsia="Arial" w:hAnsi="Arial" w:cs="Arial"/>
-          <w:kern w:val="0"/>
-          <w:sz w:val="32"/>
-          <w:szCs w:val="32"/>
-          <w:lang w:val="en"/>
-          <w14:ligatures w14:val="none"/>
+          <w:rFonts w:eastAsia="Arial"/>
+          <w:lang w:val="en"/>
         </w:rPr>
         <w:t xml:space="preserve"> Technologies Used</w:t>
       </w:r>
@@ -1426,6 +1415,7 @@
         </w:rPr>
         <w:t xml:space="preserve">: </w:t>
       </w:r>
+      <w:proofErr w:type="spellStart"/>
       <w:r>
         <w:rPr>
           <w:rFonts w:ascii="Arial" w:eastAsia="Arial" w:hAnsi="Arial" w:cs="Arial"/>
@@ -1438,7 +1428,22 @@
           <w:lang w:val="en"/>
           <w14:ligatures w14:val="none"/>
         </w:rPr>
-        <w:t>Chatgpt (GPT</w:t>
+        <w:t>Chatgpt</w:t>
+      </w:r>
+      <w:proofErr w:type="spellEnd"/>
+      <w:r>
+        <w:rPr>
+          <w:rFonts w:ascii="Arial" w:eastAsia="Arial" w:hAnsi="Arial" w:cs="Arial"/>
+          <w:b/>
+          <w:color w:val="000000"/>
+          <w:kern w:val="0"/>
+          <w:sz w:val="22"/>
+          <w:szCs w:val="22"/>
+          <w:highlight w:val="darkGray"/>
+          <w:lang w:val="en"/>
+          <w14:ligatures w14:val="none"/>
+        </w:rPr>
+        <w:t xml:space="preserve"> (GPT</w:t>
       </w:r>
       <w:r>
         <w:rPr>
@@ -1861,8 +1866,20 @@
                 <w:lang w:val="en"/>
                 <w14:ligatures w14:val="none"/>
               </w:rPr>
-              <w:t>REST API, GraphQL</w:t>
-            </w:r>
+              <w:t xml:space="preserve">REST API, </w:t>
+            </w:r>
+            <w:proofErr w:type="spellStart"/>
+            <w:r>
+              <w:rPr>
+                <w:rFonts w:ascii="Roboto Mono" w:eastAsia="Roboto Mono" w:hAnsi="Roboto Mono" w:cs="Arial"/>
+                <w:kern w:val="0"/>
+                <w:szCs w:val="22"/>
+                <w:lang w:val="en"/>
+                <w14:ligatures w14:val="none"/>
+              </w:rPr>
+              <w:t>GraphQL</w:t>
+            </w:r>
+            <w:proofErr w:type="spellEnd"/>
           </w:p>
         </w:tc>
       </w:tr>
@@ -1906,6 +1923,7 @@
                 <w:lang w:val="en"/>
                 <w14:ligatures w14:val="none"/>
               </w:rPr>
+              <w:lastRenderedPageBreak/>
               <w:t>Routing</w:t>
             </w:r>
           </w:p>
@@ -2052,7 +2070,29 @@
                 <w:lang w:val="en"/>
                 <w14:ligatures w14:val="none"/>
               </w:rPr>
-              <w:t>Redux, Vuex, Context API</w:t>
+              <w:t xml:space="preserve">Redux, </w:t>
+            </w:r>
+            <w:proofErr w:type="spellStart"/>
+            <w:r>
+              <w:rPr>
+                <w:rFonts w:ascii="Roboto Mono" w:eastAsia="Roboto Mono" w:hAnsi="Roboto Mono" w:cs="Arial"/>
+                <w:kern w:val="0"/>
+                <w:szCs w:val="22"/>
+                <w:lang w:val="en"/>
+                <w14:ligatures w14:val="none"/>
+              </w:rPr>
+              <w:t>Vuex</w:t>
+            </w:r>
+            <w:proofErr w:type="spellEnd"/>
+            <w:r>
+              <w:rPr>
+                <w:rFonts w:ascii="Roboto Mono" w:eastAsia="Roboto Mono" w:hAnsi="Roboto Mono" w:cs="Arial"/>
+                <w:kern w:val="0"/>
+                <w:szCs w:val="22"/>
+                <w:lang w:val="en"/>
+                <w14:ligatures w14:val="none"/>
+              </w:rPr>
+              <w:t>, Context API</w:t>
             </w:r>
           </w:p>
         </w:tc>
@@ -2085,15 +2125,10 @@
     </w:p>
     <w:p>
       <w:pPr>
-        <w:spacing w:before="280" w:after="120" w:line="276" w:lineRule="auto"/>
-        <w:outlineLvl w:val="1"/>
-        <w:rPr>
-          <w:rFonts w:ascii="Arial" w:eastAsia="Arial" w:hAnsi="Arial" w:cs="Arial"/>
-          <w:kern w:val="0"/>
-          <w:sz w:val="32"/>
-          <w:szCs w:val="32"/>
-          <w:lang w:val="en"/>
-          <w14:ligatures w14:val="none"/>
+        <w:pStyle w:val="Heading2"/>
+        <w:rPr>
+          <w:rFonts w:eastAsia="Arial"/>
+          <w:lang w:val="en"/>
         </w:rPr>
       </w:pPr>
       <w:bookmarkStart w:id="6" w:name="_i5eskrhfv8sc" w:colFirst="0" w:colLast="0"/>
@@ -2101,22 +2136,14 @@
       <w:r>
         <w:rPr>
           <w:rFonts w:ascii="Segoe UI Emoji" w:eastAsia="Arial" w:hAnsi="Segoe UI Emoji" w:cs="Segoe UI Emoji"/>
-          <w:kern w:val="0"/>
-          <w:sz w:val="32"/>
-          <w:szCs w:val="32"/>
-          <w:lang w:val="en"/>
-          <w14:ligatures w14:val="none"/>
+          <w:lang w:val="en"/>
         </w:rPr>
         <w:t>🧾</w:t>
       </w:r>
       <w:r>
         <w:rPr>
-          <w:rFonts w:ascii="Arial" w:eastAsia="Arial" w:hAnsi="Arial" w:cs="Arial"/>
-          <w:kern w:val="0"/>
-          <w:sz w:val="32"/>
-          <w:szCs w:val="32"/>
-          <w:lang w:val="en"/>
-          <w14:ligatures w14:val="none"/>
+          <w:rFonts w:eastAsia="Arial"/>
+          <w:lang w:val="en"/>
         </w:rPr>
         <w:t xml:space="preserve"> Example: SPA vs MPA</w:t>
       </w:r>
@@ -2163,6 +2190,7 @@
         </w:rPr>
         <w:t xml:space="preserve">: </w:t>
       </w:r>
+      <w:proofErr w:type="spellStart"/>
       <w:r>
         <w:rPr>
           <w:rFonts w:ascii="Arial" w:eastAsia="Arial" w:hAnsi="Arial" w:cs="Arial"/>
@@ -2175,7 +2203,22 @@
           <w:lang w:val="en"/>
           <w14:ligatures w14:val="none"/>
         </w:rPr>
-        <w:t>Chatgpt (GPT</w:t>
+        <w:t>Chatgpt</w:t>
+      </w:r>
+      <w:proofErr w:type="spellEnd"/>
+      <w:r>
+        <w:rPr>
+          <w:rFonts w:ascii="Arial" w:eastAsia="Arial" w:hAnsi="Arial" w:cs="Arial"/>
+          <w:b/>
+          <w:color w:val="000000"/>
+          <w:kern w:val="0"/>
+          <w:sz w:val="22"/>
+          <w:szCs w:val="22"/>
+          <w:highlight w:val="darkGray"/>
+          <w:lang w:val="en"/>
+          <w14:ligatures w14:val="none"/>
+        </w:rPr>
+        <w:t xml:space="preserve"> (GPT</w:t>
       </w:r>
       <w:r>
         <w:rPr>
@@ -2609,7 +2652,29 @@
                 <w:lang w:val="en"/>
                 <w14:ligatures w14:val="none"/>
               </w:rPr>
-              <w:t>Page reload on click</w:t>
+              <w:t xml:space="preserve">Page </w:t>
+            </w:r>
+            <w:proofErr w:type="gramStart"/>
+            <w:r>
+              <w:rPr>
+                <w:rFonts w:ascii="Roboto Mono" w:eastAsia="Roboto Mono" w:hAnsi="Roboto Mono" w:cs="Arial"/>
+                <w:kern w:val="0"/>
+                <w:szCs w:val="22"/>
+                <w:lang w:val="en"/>
+                <w14:ligatures w14:val="none"/>
+              </w:rPr>
+              <w:t>reload</w:t>
+            </w:r>
+            <w:proofErr w:type="gramEnd"/>
+            <w:r>
+              <w:rPr>
+                <w:rFonts w:ascii="Roboto Mono" w:eastAsia="Roboto Mono" w:hAnsi="Roboto Mono" w:cs="Arial"/>
+                <w:kern w:val="0"/>
+                <w:szCs w:val="22"/>
+                <w:lang w:val="en"/>
+                <w14:ligatures w14:val="none"/>
+              </w:rPr>
+              <w:t xml:space="preserve"> on click</w:t>
             </w:r>
           </w:p>
         </w:tc>
@@ -3032,15 +3097,10 @@
     </w:p>
     <w:p>
       <w:pPr>
-        <w:spacing w:before="280" w:after="120" w:line="276" w:lineRule="auto"/>
-        <w:outlineLvl w:val="1"/>
-        <w:rPr>
-          <w:rFonts w:ascii="Arial" w:eastAsia="Arial" w:hAnsi="Arial" w:cs="Arial"/>
-          <w:kern w:val="0"/>
-          <w:sz w:val="32"/>
-          <w:szCs w:val="32"/>
-          <w:lang w:val="en"/>
-          <w14:ligatures w14:val="none"/>
+        <w:pStyle w:val="Heading2"/>
+        <w:rPr>
+          <w:rFonts w:eastAsia="Arial"/>
+          <w:lang w:val="en"/>
         </w:rPr>
       </w:pPr>
       <w:bookmarkStart w:id="7" w:name="_viyda1s96yd4" w:colFirst="0" w:colLast="0"/>
@@ -3048,22 +3108,14 @@
       <w:r>
         <w:rPr>
           <w:rFonts w:ascii="Segoe UI Emoji" w:eastAsia="Arial" w:hAnsi="Segoe UI Emoji" w:cs="Segoe UI Emoji"/>
-          <w:kern w:val="0"/>
-          <w:sz w:val="32"/>
-          <w:szCs w:val="32"/>
-          <w:lang w:val="en"/>
-          <w14:ligatures w14:val="none"/>
+          <w:lang w:val="en"/>
         </w:rPr>
         <w:t>📦</w:t>
       </w:r>
       <w:r>
         <w:rPr>
-          <w:rFonts w:ascii="Arial" w:eastAsia="Arial" w:hAnsi="Arial" w:cs="Arial"/>
-          <w:kern w:val="0"/>
-          <w:sz w:val="32"/>
-          <w:szCs w:val="32"/>
-          <w:lang w:val="en"/>
-          <w14:ligatures w14:val="none"/>
+          <w:rFonts w:eastAsia="Arial"/>
+          <w:lang w:val="en"/>
         </w:rPr>
         <w:t xml:space="preserve"> Example SPA Apps</w:t>
       </w:r>
@@ -3110,6 +3162,7 @@
         </w:rPr>
         <w:t xml:space="preserve">: </w:t>
       </w:r>
+      <w:proofErr w:type="spellStart"/>
       <w:r>
         <w:rPr>
           <w:rFonts w:ascii="Arial" w:eastAsia="Arial" w:hAnsi="Arial" w:cs="Arial"/>
@@ -3122,7 +3175,22 @@
           <w:lang w:val="en"/>
           <w14:ligatures w14:val="none"/>
         </w:rPr>
-        <w:t>Chatgpt (GPT</w:t>
+        <w:t>Chatgpt</w:t>
+      </w:r>
+      <w:proofErr w:type="spellEnd"/>
+      <w:r>
+        <w:rPr>
+          <w:rFonts w:ascii="Arial" w:eastAsia="Arial" w:hAnsi="Arial" w:cs="Arial"/>
+          <w:b/>
+          <w:color w:val="000000"/>
+          <w:kern w:val="0"/>
+          <w:sz w:val="22"/>
+          <w:szCs w:val="22"/>
+          <w:highlight w:val="darkGray"/>
+          <w:lang w:val="en"/>
+          <w14:ligatures w14:val="none"/>
+        </w:rPr>
+        <w:t xml:space="preserve"> (GPT</w:t>
       </w:r>
       <w:r>
         <w:rPr>
@@ -3175,6 +3243,7 @@
           <w:lang w:val="en"/>
           <w14:ligatures w14:val="none"/>
         </w:rPr>
+        <w:lastRenderedPageBreak/>
         <w:drawing>
           <wp:inline distT="114300" distB="114300" distL="114300" distR="114300" wp14:anchorId="4CBA24F8" wp14:editId="1C291AC8">
             <wp:extent cx="5943600" cy="1651000"/>
@@ -3702,15 +3771,10 @@
     </w:p>
     <w:p>
       <w:pPr>
-        <w:spacing w:before="280" w:after="120" w:line="276" w:lineRule="auto"/>
-        <w:outlineLvl w:val="1"/>
-        <w:rPr>
-          <w:rFonts w:ascii="Arial" w:eastAsia="Arial" w:hAnsi="Arial" w:cs="Arial"/>
-          <w:kern w:val="0"/>
-          <w:sz w:val="32"/>
-          <w:szCs w:val="32"/>
-          <w:lang w:val="en"/>
-          <w14:ligatures w14:val="none"/>
+        <w:pStyle w:val="Heading2"/>
+        <w:rPr>
+          <w:rFonts w:ascii="Arial" w:eastAsia="Arial" w:hAnsi="Arial" w:cs="Arial"/>
+          <w:lang w:val="en"/>
         </w:rPr>
       </w:pPr>
       <w:bookmarkStart w:id="8" w:name="_ibphxl1i5u91" w:colFirst="0" w:colLast="0"/>
@@ -3718,22 +3782,14 @@
       <w:r>
         <w:rPr>
           <w:rFonts w:ascii="Segoe UI Emoji" w:eastAsia="Arial Unicode MS" w:hAnsi="Segoe UI Emoji" w:cs="Segoe UI Emoji"/>
-          <w:kern w:val="0"/>
-          <w:sz w:val="32"/>
-          <w:szCs w:val="32"/>
-          <w:lang w:val="en"/>
-          <w14:ligatures w14:val="none"/>
+          <w:lang w:val="en"/>
         </w:rPr>
         <w:t>✅</w:t>
       </w:r>
       <w:r>
         <w:rPr>
-          <w:rFonts w:ascii="Arial Unicode MS" w:eastAsia="Arial Unicode MS" w:hAnsi="Arial Unicode MS" w:cs="Arial Unicode MS"/>
-          <w:kern w:val="0"/>
-          <w:sz w:val="32"/>
-          <w:szCs w:val="32"/>
-          <w:lang w:val="en"/>
-          <w14:ligatures w14:val="none"/>
+          <w:rFonts w:eastAsia="Arial Unicode MS"/>
+          <w:lang w:val="en"/>
         </w:rPr>
         <w:t xml:space="preserve"> Advantages of SPA</w:t>
       </w:r>
@@ -3777,6 +3833,7 @@
         </w:rPr>
         <w:t xml:space="preserve">: </w:t>
       </w:r>
+      <w:proofErr w:type="spellStart"/>
       <w:r>
         <w:rPr>
           <w:rFonts w:ascii="Arial" w:eastAsia="Arial" w:hAnsi="Arial" w:cs="Arial"/>
@@ -3789,7 +3846,22 @@
           <w:lang w:val="en"/>
           <w14:ligatures w14:val="none"/>
         </w:rPr>
-        <w:t>Chatgpt (GPT</w:t>
+        <w:t>Chatgpt</w:t>
+      </w:r>
+      <w:proofErr w:type="spellEnd"/>
+      <w:r>
+        <w:rPr>
+          <w:rFonts w:ascii="Arial" w:eastAsia="Arial" w:hAnsi="Arial" w:cs="Arial"/>
+          <w:b/>
+          <w:color w:val="000000"/>
+          <w:kern w:val="0"/>
+          <w:sz w:val="22"/>
+          <w:szCs w:val="22"/>
+          <w:highlight w:val="darkGray"/>
+          <w:lang w:val="en"/>
+          <w14:ligatures w14:val="none"/>
+        </w:rPr>
+        <w:t xml:space="preserve"> (GPT</w:t>
       </w:r>
       <w:r>
         <w:rPr>
@@ -4107,15 +4179,10 @@
     </w:p>
     <w:p>
       <w:pPr>
-        <w:spacing w:before="280" w:after="120" w:line="276" w:lineRule="auto"/>
-        <w:outlineLvl w:val="1"/>
-        <w:rPr>
-          <w:rFonts w:ascii="Arial" w:eastAsia="Arial" w:hAnsi="Arial" w:cs="Arial"/>
-          <w:kern w:val="0"/>
-          <w:sz w:val="32"/>
-          <w:szCs w:val="32"/>
-          <w:lang w:val="en"/>
-          <w14:ligatures w14:val="none"/>
+        <w:pStyle w:val="Heading2"/>
+        <w:rPr>
+          <w:rFonts w:ascii="Arial" w:eastAsia="Arial" w:hAnsi="Arial" w:cs="Arial"/>
+          <w:lang w:val="en"/>
         </w:rPr>
       </w:pPr>
       <w:bookmarkStart w:id="9" w:name="_o8ytp5g1yr4l" w:colFirst="0" w:colLast="0"/>
@@ -4123,22 +4190,15 @@
       <w:r>
         <w:rPr>
           <w:rFonts w:ascii="Segoe UI Emoji" w:eastAsia="Arial Unicode MS" w:hAnsi="Segoe UI Emoji" w:cs="Segoe UI Emoji"/>
-          <w:kern w:val="0"/>
-          <w:sz w:val="32"/>
-          <w:szCs w:val="32"/>
-          <w:lang w:val="en"/>
-          <w14:ligatures w14:val="none"/>
-        </w:rPr>
+          <w:lang w:val="en"/>
+        </w:rPr>
+        <w:lastRenderedPageBreak/>
         <w:t>❌</w:t>
       </w:r>
       <w:r>
         <w:rPr>
-          <w:rFonts w:ascii="Arial Unicode MS" w:eastAsia="Arial Unicode MS" w:hAnsi="Arial Unicode MS" w:cs="Arial Unicode MS"/>
-          <w:kern w:val="0"/>
-          <w:sz w:val="32"/>
-          <w:szCs w:val="32"/>
-          <w:lang w:val="en"/>
-          <w14:ligatures w14:val="none"/>
+          <w:rFonts w:eastAsia="Arial Unicode MS"/>
+          <w:lang w:val="en"/>
         </w:rPr>
         <w:t xml:space="preserve"> Disadvantages of SPA</w:t>
       </w:r>
@@ -4185,6 +4245,7 @@
         </w:rPr>
         <w:t xml:space="preserve">: </w:t>
       </w:r>
+      <w:proofErr w:type="spellStart"/>
       <w:r>
         <w:rPr>
           <w:rFonts w:ascii="Arial" w:eastAsia="Arial" w:hAnsi="Arial" w:cs="Arial"/>
@@ -4197,7 +4258,22 @@
           <w:lang w:val="en"/>
           <w14:ligatures w14:val="none"/>
         </w:rPr>
-        <w:t>Chatgpt (GPT</w:t>
+        <w:t>Chatgpt</w:t>
+      </w:r>
+      <w:proofErr w:type="spellEnd"/>
+      <w:r>
+        <w:rPr>
+          <w:rFonts w:ascii="Arial" w:eastAsia="Arial" w:hAnsi="Arial" w:cs="Arial"/>
+          <w:b/>
+          <w:color w:val="000000"/>
+          <w:kern w:val="0"/>
+          <w:sz w:val="22"/>
+          <w:szCs w:val="22"/>
+          <w:highlight w:val="darkGray"/>
+          <w:lang w:val="en"/>
+          <w14:ligatures w14:val="none"/>
+        </w:rPr>
+        <w:t xml:space="preserve"> (GPT</w:t>
       </w:r>
       <w:r>
         <w:rPr>
@@ -4817,15 +4893,10 @@
     </w:p>
     <w:p>
       <w:pPr>
-        <w:spacing w:before="280" w:after="120" w:line="276" w:lineRule="auto"/>
-        <w:outlineLvl w:val="1"/>
-        <w:rPr>
-          <w:rFonts w:ascii="Arial" w:eastAsia="Arial" w:hAnsi="Arial" w:cs="Arial"/>
-          <w:kern w:val="0"/>
-          <w:sz w:val="32"/>
-          <w:szCs w:val="32"/>
-          <w:lang w:val="en"/>
-          <w14:ligatures w14:val="none"/>
+        <w:pStyle w:val="Heading2"/>
+        <w:rPr>
+          <w:rFonts w:eastAsia="Arial"/>
+          <w:lang w:val="en"/>
         </w:rPr>
       </w:pPr>
       <w:bookmarkStart w:id="10" w:name="_42agrpm3sbfz" w:colFirst="0" w:colLast="0"/>
@@ -4833,22 +4904,14 @@
       <w:r>
         <w:rPr>
           <w:rFonts w:ascii="Segoe UI Emoji" w:eastAsia="Arial" w:hAnsi="Segoe UI Emoji" w:cs="Segoe UI Emoji"/>
-          <w:kern w:val="0"/>
-          <w:sz w:val="32"/>
-          <w:szCs w:val="32"/>
-          <w:lang w:val="en"/>
-          <w14:ligatures w14:val="none"/>
+          <w:lang w:val="en"/>
         </w:rPr>
         <w:t>📌</w:t>
       </w:r>
       <w:r>
         <w:rPr>
-          <w:rFonts w:ascii="Arial" w:eastAsia="Arial" w:hAnsi="Arial" w:cs="Arial"/>
-          <w:kern w:val="0"/>
-          <w:sz w:val="32"/>
-          <w:szCs w:val="32"/>
-          <w:lang w:val="en"/>
-          <w14:ligatures w14:val="none"/>
+          <w:rFonts w:eastAsia="Arial"/>
+          <w:lang w:val="en"/>
         </w:rPr>
         <w:t xml:space="preserve"> Summary</w:t>
       </w:r>
@@ -4895,6 +4958,7 @@
         </w:rPr>
         <w:t xml:space="preserve">: </w:t>
       </w:r>
+      <w:proofErr w:type="spellStart"/>
       <w:r>
         <w:rPr>
           <w:rFonts w:ascii="Arial" w:eastAsia="Arial" w:hAnsi="Arial" w:cs="Arial"/>
@@ -4907,7 +4971,22 @@
           <w:lang w:val="en"/>
           <w14:ligatures w14:val="none"/>
         </w:rPr>
-        <w:t>Chatgpt (GPT</w:t>
+        <w:t>Chatgpt</w:t>
+      </w:r>
+      <w:proofErr w:type="spellEnd"/>
+      <w:r>
+        <w:rPr>
+          <w:rFonts w:ascii="Arial" w:eastAsia="Arial" w:hAnsi="Arial" w:cs="Arial"/>
+          <w:b/>
+          <w:color w:val="000000"/>
+          <w:kern w:val="0"/>
+          <w:sz w:val="22"/>
+          <w:szCs w:val="22"/>
+          <w:highlight w:val="darkGray"/>
+          <w:lang w:val="en"/>
+          <w14:ligatures w14:val="none"/>
+        </w:rPr>
+        <w:t xml:space="preserve"> (GPT</w:t>
       </w:r>
       <w:r>
         <w:rPr>
@@ -5589,7 +5668,29 @@
                 <w:lang w:val="en"/>
                 <w14:ligatures w14:val="none"/>
               </w:rPr>
-              <w:t>REST/GraphQL APIs</w:t>
+              <w:t>REST/</w:t>
+            </w:r>
+            <w:proofErr w:type="spellStart"/>
+            <w:r>
+              <w:rPr>
+                <w:rFonts w:ascii="Roboto Mono" w:eastAsia="Roboto Mono" w:hAnsi="Roboto Mono" w:cs="Arial"/>
+                <w:kern w:val="0"/>
+                <w:szCs w:val="22"/>
+                <w:lang w:val="en"/>
+                <w14:ligatures w14:val="none"/>
+              </w:rPr>
+              <w:t>GraphQL</w:t>
+            </w:r>
+            <w:proofErr w:type="spellEnd"/>
+            <w:r>
+              <w:rPr>
+                <w:rFonts w:ascii="Roboto Mono" w:eastAsia="Roboto Mono" w:hAnsi="Roboto Mono" w:cs="Arial"/>
+                <w:kern w:val="0"/>
+                <w:szCs w:val="22"/>
+                <w:lang w:val="en"/>
+                <w14:ligatures w14:val="none"/>
+              </w:rPr>
+              <w:t xml:space="preserve"> APIs</w:t>
             </w:r>
           </w:p>
         </w:tc>
@@ -5648,44 +5749,28 @@
     </w:p>
     <w:p>
       <w:pPr>
-        <w:keepNext/>
-        <w:keepLines/>
-        <w:spacing w:before="400" w:after="120" w:line="276" w:lineRule="auto"/>
-        <w:outlineLvl w:val="0"/>
-        <w:rPr>
-          <w:rFonts w:ascii="Arial" w:eastAsia="Arial" w:hAnsi="Arial" w:cs="Arial"/>
-          <w:kern w:val="0"/>
-          <w:sz w:val="40"/>
-          <w:szCs w:val="40"/>
-          <w:lang w:val="en"/>
-          <w14:ligatures w14:val="none"/>
+        <w:pStyle w:val="Heading1"/>
+        <w:rPr>
+          <w:rFonts w:eastAsia="Arial"/>
+          <w:lang w:val="en"/>
         </w:rPr>
       </w:pPr>
       <w:bookmarkStart w:id="11" w:name="_eu420osctvs9" w:colFirst="0" w:colLast="0"/>
       <w:bookmarkEnd w:id="11"/>
       <w:r>
         <w:rPr>
-          <w:rFonts w:ascii="Arial" w:eastAsia="Arial" w:hAnsi="Arial" w:cs="Arial"/>
-          <w:kern w:val="0"/>
-          <w:sz w:val="40"/>
-          <w:szCs w:val="40"/>
-          <w:lang w:val="en"/>
-          <w14:ligatures w14:val="none"/>
+          <w:rFonts w:eastAsia="Arial"/>
+          <w:lang w:val="en"/>
         </w:rPr>
         <w:t>2-Multi-Page Application</w:t>
       </w:r>
     </w:p>
     <w:p>
       <w:pPr>
-        <w:spacing w:before="280" w:after="120" w:line="276" w:lineRule="auto"/>
-        <w:outlineLvl w:val="1"/>
-        <w:rPr>
-          <w:rFonts w:ascii="Arial" w:eastAsia="Arial" w:hAnsi="Arial" w:cs="Arial"/>
-          <w:kern w:val="0"/>
-          <w:sz w:val="32"/>
-          <w:szCs w:val="32"/>
-          <w:lang w:val="en"/>
-          <w14:ligatures w14:val="none"/>
+        <w:pStyle w:val="Heading2"/>
+        <w:rPr>
+          <w:rFonts w:eastAsia="Arial"/>
+          <w:lang w:val="en"/>
         </w:rPr>
       </w:pPr>
       <w:bookmarkStart w:id="12" w:name="_8iyphmf67l8x" w:colFirst="0" w:colLast="0"/>
@@ -5693,22 +5778,14 @@
       <w:r>
         <w:rPr>
           <w:rFonts w:ascii="Segoe UI Emoji" w:eastAsia="Arial" w:hAnsi="Segoe UI Emoji" w:cs="Segoe UI Emoji"/>
-          <w:kern w:val="0"/>
-          <w:sz w:val="32"/>
-          <w:szCs w:val="32"/>
-          <w:lang w:val="en"/>
-          <w14:ligatures w14:val="none"/>
+          <w:lang w:val="en"/>
         </w:rPr>
         <w:t>🗂️</w:t>
       </w:r>
       <w:r>
         <w:rPr>
-          <w:rFonts w:ascii="Arial" w:eastAsia="Arial" w:hAnsi="Arial" w:cs="Arial"/>
-          <w:kern w:val="0"/>
-          <w:sz w:val="32"/>
-          <w:szCs w:val="32"/>
-          <w:lang w:val="en"/>
-          <w14:ligatures w14:val="none"/>
+          <w:rFonts w:eastAsia="Arial"/>
+          <w:lang w:val="en"/>
         </w:rPr>
         <w:t xml:space="preserve"> What Is a Multi-Page Application (MPA)?</w:t>
       </w:r>
@@ -5752,6 +5829,7 @@
         </w:rPr>
         <w:t xml:space="preserve">: </w:t>
       </w:r>
+      <w:proofErr w:type="spellStart"/>
       <w:r>
         <w:rPr>
           <w:rFonts w:ascii="Arial" w:eastAsia="Arial" w:hAnsi="Arial" w:cs="Arial"/>
@@ -5764,7 +5842,22 @@
           <w:lang w:val="en"/>
           <w14:ligatures w14:val="none"/>
         </w:rPr>
-        <w:t>Chatgpt (GPT</w:t>
+        <w:t>Chatgpt</w:t>
+      </w:r>
+      <w:proofErr w:type="spellEnd"/>
+      <w:r>
+        <w:rPr>
+          <w:rFonts w:ascii="Arial" w:eastAsia="Arial" w:hAnsi="Arial" w:cs="Arial"/>
+          <w:b/>
+          <w:color w:val="000000"/>
+          <w:kern w:val="0"/>
+          <w:sz w:val="22"/>
+          <w:szCs w:val="22"/>
+          <w:highlight w:val="darkGray"/>
+          <w:lang w:val="en"/>
+          <w14:ligatures w14:val="none"/>
+        </w:rPr>
+        <w:t xml:space="preserve"> (GPT</w:t>
       </w:r>
       <w:r>
         <w:rPr>
@@ -5933,15 +6026,10 @@
     </w:p>
     <w:p>
       <w:pPr>
-        <w:spacing w:before="280" w:after="120" w:line="276" w:lineRule="auto"/>
-        <w:outlineLvl w:val="1"/>
-        <w:rPr>
-          <w:rFonts w:ascii="Arial" w:eastAsia="Arial" w:hAnsi="Arial" w:cs="Arial"/>
-          <w:kern w:val="0"/>
-          <w:sz w:val="32"/>
-          <w:szCs w:val="32"/>
-          <w:lang w:val="en"/>
-          <w14:ligatures w14:val="none"/>
+        <w:pStyle w:val="Heading2"/>
+        <w:rPr>
+          <w:rFonts w:ascii="Arial" w:eastAsia="Arial" w:hAnsi="Arial" w:cs="Arial"/>
+          <w:lang w:val="en"/>
         </w:rPr>
       </w:pPr>
       <w:bookmarkStart w:id="13" w:name="_wyaexkr0snm6" w:colFirst="0" w:colLast="0"/>
@@ -5949,22 +6037,14 @@
       <w:r>
         <w:rPr>
           <w:rFonts w:ascii="Segoe UI Emoji" w:eastAsia="Arial Unicode MS" w:hAnsi="Segoe UI Emoji" w:cs="Segoe UI Emoji"/>
-          <w:kern w:val="0"/>
-          <w:sz w:val="32"/>
-          <w:szCs w:val="32"/>
-          <w:lang w:val="en"/>
-          <w14:ligatures w14:val="none"/>
+          <w:lang w:val="en"/>
         </w:rPr>
         <w:t>✅</w:t>
       </w:r>
       <w:r>
         <w:rPr>
-          <w:rFonts w:ascii="Arial Unicode MS" w:eastAsia="Arial Unicode MS" w:hAnsi="Arial Unicode MS" w:cs="Arial Unicode MS"/>
-          <w:kern w:val="0"/>
-          <w:sz w:val="32"/>
-          <w:szCs w:val="32"/>
-          <w:lang w:val="en"/>
-          <w14:ligatures w14:val="none"/>
+          <w:rFonts w:eastAsia="Arial Unicode MS"/>
+          <w:lang w:val="en"/>
         </w:rPr>
         <w:t xml:space="preserve"> Simple Definition:</w:t>
       </w:r>
@@ -6008,6 +6088,7 @@
         </w:rPr>
         <w:t xml:space="preserve">: </w:t>
       </w:r>
+      <w:proofErr w:type="spellStart"/>
       <w:r>
         <w:rPr>
           <w:rFonts w:ascii="Arial" w:eastAsia="Arial" w:hAnsi="Arial" w:cs="Arial"/>
@@ -6020,7 +6101,22 @@
           <w:lang w:val="en"/>
           <w14:ligatures w14:val="none"/>
         </w:rPr>
-        <w:t>Chatgpt (GPT</w:t>
+        <w:t>Chatgpt</w:t>
+      </w:r>
+      <w:proofErr w:type="spellEnd"/>
+      <w:r>
+        <w:rPr>
+          <w:rFonts w:ascii="Arial" w:eastAsia="Arial" w:hAnsi="Arial" w:cs="Arial"/>
+          <w:b/>
+          <w:color w:val="000000"/>
+          <w:kern w:val="0"/>
+          <w:sz w:val="22"/>
+          <w:szCs w:val="22"/>
+          <w:highlight w:val="darkGray"/>
+          <w:lang w:val="en"/>
+          <w14:ligatures w14:val="none"/>
+        </w:rPr>
+        <w:t xml:space="preserve"> (GPT</w:t>
       </w:r>
       <w:r>
         <w:rPr>
@@ -6139,6 +6235,7 @@
           <w:lang w:val="en"/>
           <w14:ligatures w14:val="none"/>
         </w:rPr>
+        <w:lastRenderedPageBreak/>
         <w:pict w14:anchorId="1BC84A00">
           <v:rect id="_x0000_i1036" style="width:0;height:1.5pt" o:hralign="center" o:hrstd="t" o:hr="t" fillcolor="#a0a0a0" stroked="f"/>
         </w:pict>
@@ -6146,15 +6243,10 @@
     </w:p>
     <w:p>
       <w:pPr>
-        <w:spacing w:before="280" w:after="120" w:line="276" w:lineRule="auto"/>
-        <w:outlineLvl w:val="1"/>
-        <w:rPr>
-          <w:rFonts w:ascii="Arial" w:eastAsia="Arial" w:hAnsi="Arial" w:cs="Arial"/>
-          <w:kern w:val="0"/>
-          <w:sz w:val="32"/>
-          <w:szCs w:val="32"/>
-          <w:lang w:val="en"/>
-          <w14:ligatures w14:val="none"/>
+        <w:pStyle w:val="Heading2"/>
+        <w:rPr>
+          <w:rFonts w:eastAsia="Arial"/>
+          <w:lang w:val="en"/>
         </w:rPr>
       </w:pPr>
       <w:bookmarkStart w:id="14" w:name="_byktek3owym9" w:colFirst="0" w:colLast="0"/>
@@ -6162,22 +6254,14 @@
       <w:r>
         <w:rPr>
           <w:rFonts w:ascii="Segoe UI Emoji" w:eastAsia="Arial" w:hAnsi="Segoe UI Emoji" w:cs="Segoe UI Emoji"/>
-          <w:kern w:val="0"/>
-          <w:sz w:val="32"/>
-          <w:szCs w:val="32"/>
-          <w:lang w:val="en"/>
-          <w14:ligatures w14:val="none"/>
+          <w:lang w:val="en"/>
         </w:rPr>
         <w:t>🧠</w:t>
       </w:r>
       <w:r>
         <w:rPr>
-          <w:rFonts w:ascii="Arial" w:eastAsia="Arial" w:hAnsi="Arial" w:cs="Arial"/>
-          <w:kern w:val="0"/>
-          <w:sz w:val="32"/>
-          <w:szCs w:val="32"/>
-          <w:lang w:val="en"/>
-          <w14:ligatures w14:val="none"/>
+          <w:rFonts w:eastAsia="Arial"/>
+          <w:lang w:val="en"/>
         </w:rPr>
         <w:t xml:space="preserve"> Real-Life Analogy:</w:t>
       </w:r>
@@ -6221,6 +6305,7 @@
         </w:rPr>
         <w:t xml:space="preserve">: </w:t>
       </w:r>
+      <w:proofErr w:type="spellStart"/>
       <w:r>
         <w:rPr>
           <w:rFonts w:ascii="Arial" w:eastAsia="Arial" w:hAnsi="Arial" w:cs="Arial"/>
@@ -6233,7 +6318,22 @@
           <w:lang w:val="en"/>
           <w14:ligatures w14:val="none"/>
         </w:rPr>
-        <w:t>Chatgpt (GPT</w:t>
+        <w:t>Chatgpt</w:t>
+      </w:r>
+      <w:proofErr w:type="spellEnd"/>
+      <w:r>
+        <w:rPr>
+          <w:rFonts w:ascii="Arial" w:eastAsia="Arial" w:hAnsi="Arial" w:cs="Arial"/>
+          <w:b/>
+          <w:color w:val="000000"/>
+          <w:kern w:val="0"/>
+          <w:sz w:val="22"/>
+          <w:szCs w:val="22"/>
+          <w:highlight w:val="darkGray"/>
+          <w:lang w:val="en"/>
+          <w14:ligatures w14:val="none"/>
+        </w:rPr>
+        <w:t xml:space="preserve"> (GPT</w:t>
       </w:r>
       <w:r>
         <w:rPr>
@@ -6443,15 +6543,10 @@
     </w:p>
     <w:p>
       <w:pPr>
-        <w:spacing w:before="280" w:after="120" w:line="276" w:lineRule="auto"/>
-        <w:outlineLvl w:val="1"/>
-        <w:rPr>
-          <w:rFonts w:ascii="Arial" w:eastAsia="Arial" w:hAnsi="Arial" w:cs="Arial"/>
-          <w:kern w:val="0"/>
-          <w:sz w:val="32"/>
-          <w:szCs w:val="32"/>
-          <w:lang w:val="en"/>
-          <w14:ligatures w14:val="none"/>
+        <w:pStyle w:val="Heading2"/>
+        <w:rPr>
+          <w:rFonts w:eastAsia="Arial"/>
+          <w:lang w:val="en"/>
         </w:rPr>
       </w:pPr>
       <w:bookmarkStart w:id="15" w:name="_ys4mwmt1nhbv" w:colFirst="0" w:colLast="0"/>
@@ -6459,22 +6554,14 @@
       <w:r>
         <w:rPr>
           <w:rFonts w:ascii="Segoe UI Emoji" w:eastAsia="Arial" w:hAnsi="Segoe UI Emoji" w:cs="Segoe UI Emoji"/>
-          <w:kern w:val="0"/>
-          <w:sz w:val="32"/>
-          <w:szCs w:val="32"/>
-          <w:lang w:val="en"/>
-          <w14:ligatures w14:val="none"/>
+          <w:lang w:val="en"/>
         </w:rPr>
         <w:t>🧾</w:t>
       </w:r>
       <w:r>
         <w:rPr>
-          <w:rFonts w:ascii="Arial" w:eastAsia="Arial" w:hAnsi="Arial" w:cs="Arial"/>
-          <w:kern w:val="0"/>
-          <w:sz w:val="32"/>
-          <w:szCs w:val="32"/>
-          <w:lang w:val="en"/>
-          <w14:ligatures w14:val="none"/>
+          <w:rFonts w:eastAsia="Arial"/>
+          <w:lang w:val="en"/>
         </w:rPr>
         <w:t xml:space="preserve"> Example Sites</w:t>
       </w:r>
@@ -6521,6 +6608,7 @@
         </w:rPr>
         <w:t xml:space="preserve">: </w:t>
       </w:r>
+      <w:proofErr w:type="spellStart"/>
       <w:r>
         <w:rPr>
           <w:rFonts w:ascii="Arial" w:eastAsia="Arial" w:hAnsi="Arial" w:cs="Arial"/>
@@ -6533,7 +6621,22 @@
           <w:lang w:val="en"/>
           <w14:ligatures w14:val="none"/>
         </w:rPr>
-        <w:t>Chatgpt (GPT</w:t>
+        <w:t>Chatgpt</w:t>
+      </w:r>
+      <w:proofErr w:type="spellEnd"/>
+      <w:r>
+        <w:rPr>
+          <w:rFonts w:ascii="Arial" w:eastAsia="Arial" w:hAnsi="Arial" w:cs="Arial"/>
+          <w:b/>
+          <w:color w:val="000000"/>
+          <w:kern w:val="0"/>
+          <w:sz w:val="22"/>
+          <w:szCs w:val="22"/>
+          <w:highlight w:val="darkGray"/>
+          <w:lang w:val="en"/>
+          <w14:ligatures w14:val="none"/>
+        </w:rPr>
+        <w:t xml:space="preserve"> (GPT</w:t>
       </w:r>
       <w:r>
         <w:rPr>
@@ -7106,6 +7209,7 @@
           <w:lang w:val="en"/>
           <w14:ligatures w14:val="none"/>
         </w:rPr>
+        <w:lastRenderedPageBreak/>
         <w:pict w14:anchorId="3A59CB24">
           <v:rect id="_x0000_i1038" style="width:0;height:1.5pt" o:hralign="center" o:hrstd="t" o:hr="t" fillcolor="#a0a0a0" stroked="f"/>
         </w:pict>
@@ -7113,15 +7217,10 @@
     </w:p>
     <w:p>
       <w:pPr>
-        <w:spacing w:before="280" w:after="120" w:line="276" w:lineRule="auto"/>
-        <w:outlineLvl w:val="1"/>
-        <w:rPr>
-          <w:rFonts w:ascii="Arial" w:eastAsia="Arial" w:hAnsi="Arial" w:cs="Arial"/>
-          <w:kern w:val="0"/>
-          <w:sz w:val="32"/>
-          <w:szCs w:val="32"/>
-          <w:lang w:val="en"/>
-          <w14:ligatures w14:val="none"/>
+        <w:pStyle w:val="Heading2"/>
+        <w:rPr>
+          <w:rFonts w:eastAsia="Arial"/>
+          <w:lang w:val="en"/>
         </w:rPr>
       </w:pPr>
       <w:bookmarkStart w:id="16" w:name="_4s2xt84535er" w:colFirst="0" w:colLast="0"/>
@@ -7129,22 +7228,14 @@
       <w:r>
         <w:rPr>
           <w:rFonts w:ascii="Segoe UI Emoji" w:eastAsia="Arial" w:hAnsi="Segoe UI Emoji" w:cs="Segoe UI Emoji"/>
-          <w:kern w:val="0"/>
-          <w:sz w:val="32"/>
-          <w:szCs w:val="32"/>
-          <w:lang w:val="en"/>
-          <w14:ligatures w14:val="none"/>
+          <w:lang w:val="en"/>
         </w:rPr>
         <w:t>🔁</w:t>
       </w:r>
       <w:r>
         <w:rPr>
-          <w:rFonts w:ascii="Arial" w:eastAsia="Arial" w:hAnsi="Arial" w:cs="Arial"/>
-          <w:kern w:val="0"/>
-          <w:sz w:val="32"/>
-          <w:szCs w:val="32"/>
-          <w:lang w:val="en"/>
-          <w14:ligatures w14:val="none"/>
+          <w:rFonts w:eastAsia="Arial"/>
+          <w:lang w:val="en"/>
         </w:rPr>
         <w:t xml:space="preserve"> How It Works</w:t>
       </w:r>
@@ -7188,6 +7279,7 @@
         </w:rPr>
         <w:t xml:space="preserve">: </w:t>
       </w:r>
+      <w:proofErr w:type="spellStart"/>
       <w:r>
         <w:rPr>
           <w:rFonts w:ascii="Arial" w:eastAsia="Arial" w:hAnsi="Arial" w:cs="Arial"/>
@@ -7200,7 +7292,22 @@
           <w:lang w:val="en"/>
           <w14:ligatures w14:val="none"/>
         </w:rPr>
-        <w:t>Chatgpt (GPT</w:t>
+        <w:t>Chatgpt</w:t>
+      </w:r>
+      <w:proofErr w:type="spellEnd"/>
+      <w:r>
+        <w:rPr>
+          <w:rFonts w:ascii="Arial" w:eastAsia="Arial" w:hAnsi="Arial" w:cs="Arial"/>
+          <w:b/>
+          <w:color w:val="000000"/>
+          <w:kern w:val="0"/>
+          <w:sz w:val="22"/>
+          <w:szCs w:val="22"/>
+          <w:highlight w:val="darkGray"/>
+          <w:lang w:val="en"/>
+          <w14:ligatures w14:val="none"/>
+        </w:rPr>
+        <w:t xml:space="preserve"> (GPT</w:t>
       </w:r>
       <w:r>
         <w:rPr>
@@ -7499,15 +7606,10 @@
     </w:p>
     <w:p>
       <w:pPr>
-        <w:spacing w:before="280" w:after="120" w:line="276" w:lineRule="auto"/>
-        <w:outlineLvl w:val="1"/>
-        <w:rPr>
-          <w:rFonts w:ascii="Arial" w:eastAsia="Arial" w:hAnsi="Arial" w:cs="Arial"/>
-          <w:kern w:val="0"/>
-          <w:sz w:val="32"/>
-          <w:szCs w:val="32"/>
-          <w:lang w:val="en"/>
-          <w14:ligatures w14:val="none"/>
+        <w:pStyle w:val="Heading2"/>
+        <w:rPr>
+          <w:rFonts w:eastAsia="Arial"/>
+          <w:lang w:val="en"/>
         </w:rPr>
       </w:pPr>
       <w:bookmarkStart w:id="17" w:name="_bkh5f9w3mhsz" w:colFirst="0" w:colLast="0"/>
@@ -7515,22 +7617,14 @@
       <w:r>
         <w:rPr>
           <w:rFonts w:ascii="Segoe UI Emoji" w:eastAsia="Arial" w:hAnsi="Segoe UI Emoji" w:cs="Segoe UI Emoji"/>
-          <w:kern w:val="0"/>
-          <w:sz w:val="32"/>
-          <w:szCs w:val="32"/>
-          <w:lang w:val="en"/>
-          <w14:ligatures w14:val="none"/>
+          <w:lang w:val="en"/>
         </w:rPr>
         <w:t>⚙️</w:t>
       </w:r>
       <w:r>
         <w:rPr>
-          <w:rFonts w:ascii="Arial" w:eastAsia="Arial" w:hAnsi="Arial" w:cs="Arial"/>
-          <w:kern w:val="0"/>
-          <w:sz w:val="32"/>
-          <w:szCs w:val="32"/>
-          <w:lang w:val="en"/>
-          <w14:ligatures w14:val="none"/>
+          <w:rFonts w:eastAsia="Arial"/>
+          <w:lang w:val="en"/>
         </w:rPr>
         <w:t xml:space="preserve"> Technologies Used</w:t>
       </w:r>
@@ -7577,6 +7671,7 @@
         </w:rPr>
         <w:t xml:space="preserve">: </w:t>
       </w:r>
+      <w:proofErr w:type="spellStart"/>
       <w:r>
         <w:rPr>
           <w:rFonts w:ascii="Arial" w:eastAsia="Arial" w:hAnsi="Arial" w:cs="Arial"/>
@@ -7589,7 +7684,22 @@
           <w:lang w:val="en"/>
           <w14:ligatures w14:val="none"/>
         </w:rPr>
-        <w:t>Chatgpt (GPT</w:t>
+        <w:t>Chatgpt</w:t>
+      </w:r>
+      <w:proofErr w:type="spellEnd"/>
+      <w:r>
+        <w:rPr>
+          <w:rFonts w:ascii="Arial" w:eastAsia="Arial" w:hAnsi="Arial" w:cs="Arial"/>
+          <w:b/>
+          <w:color w:val="000000"/>
+          <w:kern w:val="0"/>
+          <w:sz w:val="22"/>
+          <w:szCs w:val="22"/>
+          <w:highlight w:val="darkGray"/>
+          <w:lang w:val="en"/>
+          <w14:ligatures w14:val="none"/>
+        </w:rPr>
+        <w:t xml:space="preserve"> (GPT</w:t>
       </w:r>
       <w:r>
         <w:rPr>
@@ -8011,6 +8121,7 @@
                 <w:lang w:val="en"/>
                 <w14:ligatures w14:val="none"/>
               </w:rPr>
+              <w:lastRenderedPageBreak/>
               <w:t>Routing</w:t>
             </w:r>
           </w:p>
@@ -8189,8 +8300,21 @@
                 <w:lang w:val="en"/>
                 <w14:ligatures w14:val="none"/>
               </w:rPr>
-              <w:t>.php</w:t>
-            </w:r>
+              <w:t>.</w:t>
+            </w:r>
+            <w:proofErr w:type="spellStart"/>
+            <w:r>
+              <w:rPr>
+                <w:rFonts w:ascii="Roboto Mono" w:eastAsia="Roboto Mono" w:hAnsi="Roboto Mono" w:cs="Roboto Mono"/>
+                <w:color w:val="188038"/>
+                <w:kern w:val="0"/>
+                <w:szCs w:val="22"/>
+                <w:lang w:val="en"/>
+                <w14:ligatures w14:val="none"/>
+              </w:rPr>
+              <w:t>php</w:t>
+            </w:r>
+            <w:proofErr w:type="spellEnd"/>
             <w:r>
               <w:rPr>
                 <w:rFonts w:ascii="Roboto Mono" w:eastAsia="Roboto Mono" w:hAnsi="Roboto Mono" w:cs="Arial"/>
@@ -8232,15 +8356,10 @@
     </w:p>
     <w:p>
       <w:pPr>
-        <w:spacing w:before="280" w:after="120" w:line="276" w:lineRule="auto"/>
-        <w:outlineLvl w:val="1"/>
-        <w:rPr>
-          <w:rFonts w:ascii="Arial" w:eastAsia="Arial" w:hAnsi="Arial" w:cs="Arial"/>
-          <w:kern w:val="0"/>
-          <w:sz w:val="32"/>
-          <w:szCs w:val="32"/>
-          <w:lang w:val="en"/>
-          <w14:ligatures w14:val="none"/>
+        <w:pStyle w:val="Heading2"/>
+        <w:rPr>
+          <w:rFonts w:eastAsia="Arial"/>
+          <w:lang w:val="en"/>
         </w:rPr>
       </w:pPr>
       <w:bookmarkStart w:id="18" w:name="_b0v2ami40t7n" w:colFirst="0" w:colLast="0"/>
@@ -8248,22 +8367,14 @@
       <w:r>
         <w:rPr>
           <w:rFonts w:ascii="Segoe UI Emoji" w:eastAsia="Arial" w:hAnsi="Segoe UI Emoji" w:cs="Segoe UI Emoji"/>
-          <w:kern w:val="0"/>
-          <w:sz w:val="32"/>
-          <w:szCs w:val="32"/>
-          <w:lang w:val="en"/>
-          <w14:ligatures w14:val="none"/>
+          <w:lang w:val="en"/>
         </w:rPr>
         <w:t>🔄</w:t>
       </w:r>
       <w:r>
         <w:rPr>
-          <w:rFonts w:ascii="Arial" w:eastAsia="Arial" w:hAnsi="Arial" w:cs="Arial"/>
-          <w:kern w:val="0"/>
-          <w:sz w:val="32"/>
-          <w:szCs w:val="32"/>
-          <w:lang w:val="en"/>
-          <w14:ligatures w14:val="none"/>
+          <w:rFonts w:eastAsia="Arial"/>
+          <w:lang w:val="en"/>
         </w:rPr>
         <w:t xml:space="preserve"> MPA vs SPA</w:t>
       </w:r>
@@ -8310,6 +8421,7 @@
         </w:rPr>
         <w:t xml:space="preserve">: </w:t>
       </w:r>
+      <w:proofErr w:type="spellStart"/>
       <w:r>
         <w:rPr>
           <w:rFonts w:ascii="Arial" w:eastAsia="Arial" w:hAnsi="Arial" w:cs="Arial"/>
@@ -8322,7 +8434,22 @@
           <w:lang w:val="en"/>
           <w14:ligatures w14:val="none"/>
         </w:rPr>
-        <w:t>Chatgpt (GPT</w:t>
+        <w:t>Chatgpt</w:t>
+      </w:r>
+      <w:proofErr w:type="spellEnd"/>
+      <w:r>
+        <w:rPr>
+          <w:rFonts w:ascii="Arial" w:eastAsia="Arial" w:hAnsi="Arial" w:cs="Arial"/>
+          <w:b/>
+          <w:color w:val="000000"/>
+          <w:kern w:val="0"/>
+          <w:sz w:val="22"/>
+          <w:szCs w:val="22"/>
+          <w:highlight w:val="darkGray"/>
+          <w:lang w:val="en"/>
+          <w14:ligatures w14:val="none"/>
+        </w:rPr>
+        <w:t xml:space="preserve"> (GPT</w:t>
       </w:r>
       <w:r>
         <w:rPr>
@@ -9333,6 +9460,7 @@
           <w:lang w:val="en"/>
           <w14:ligatures w14:val="none"/>
         </w:rPr>
+        <w:lastRenderedPageBreak/>
         <w:t>✅</w:t>
       </w:r>
       <w:r>
@@ -9386,6 +9514,7 @@
         </w:rPr>
         <w:t xml:space="preserve">: </w:t>
       </w:r>
+      <w:proofErr w:type="spellStart"/>
       <w:r>
         <w:rPr>
           <w:rFonts w:ascii="Arial" w:eastAsia="Arial" w:hAnsi="Arial" w:cs="Arial"/>
@@ -9398,7 +9527,22 @@
           <w:lang w:val="en"/>
           <w14:ligatures w14:val="none"/>
         </w:rPr>
-        <w:t>Chatgpt (GPT</w:t>
+        <w:t>Chatgpt</w:t>
+      </w:r>
+      <w:proofErr w:type="spellEnd"/>
+      <w:r>
+        <w:rPr>
+          <w:rFonts w:ascii="Arial" w:eastAsia="Arial" w:hAnsi="Arial" w:cs="Arial"/>
+          <w:b/>
+          <w:color w:val="000000"/>
+          <w:kern w:val="0"/>
+          <w:sz w:val="22"/>
+          <w:szCs w:val="22"/>
+          <w:highlight w:val="darkGray"/>
+          <w:lang w:val="en"/>
+          <w14:ligatures w14:val="none"/>
+        </w:rPr>
+        <w:t xml:space="preserve"> (GPT</w:t>
       </w:r>
       <w:r>
         <w:rPr>
@@ -9724,15 +9868,10 @@
     </w:p>
     <w:p>
       <w:pPr>
-        <w:spacing w:before="280" w:after="120" w:line="276" w:lineRule="auto"/>
-        <w:outlineLvl w:val="1"/>
-        <w:rPr>
-          <w:rFonts w:ascii="Arial" w:eastAsia="Arial" w:hAnsi="Arial" w:cs="Arial"/>
-          <w:kern w:val="0"/>
-          <w:sz w:val="32"/>
-          <w:szCs w:val="32"/>
-          <w:lang w:val="en"/>
-          <w14:ligatures w14:val="none"/>
+        <w:pStyle w:val="Heading2"/>
+        <w:rPr>
+          <w:rFonts w:ascii="Arial" w:eastAsia="Arial" w:hAnsi="Arial" w:cs="Arial"/>
+          <w:lang w:val="en"/>
         </w:rPr>
       </w:pPr>
       <w:bookmarkStart w:id="20" w:name="_rcx8pcijrr3q" w:colFirst="0" w:colLast="0"/>
@@ -9740,22 +9879,14 @@
       <w:r>
         <w:rPr>
           <w:rFonts w:ascii="Segoe UI Emoji" w:eastAsia="Arial Unicode MS" w:hAnsi="Segoe UI Emoji" w:cs="Segoe UI Emoji"/>
-          <w:kern w:val="0"/>
-          <w:sz w:val="32"/>
-          <w:szCs w:val="32"/>
-          <w:lang w:val="en"/>
-          <w14:ligatures w14:val="none"/>
+          <w:lang w:val="en"/>
         </w:rPr>
         <w:t>❌</w:t>
       </w:r>
       <w:r>
         <w:rPr>
-          <w:rFonts w:ascii="Arial Unicode MS" w:eastAsia="Arial Unicode MS" w:hAnsi="Arial Unicode MS" w:cs="Arial Unicode MS"/>
-          <w:kern w:val="0"/>
-          <w:sz w:val="32"/>
-          <w:szCs w:val="32"/>
-          <w:lang w:val="en"/>
-          <w14:ligatures w14:val="none"/>
+          <w:rFonts w:eastAsia="Arial Unicode MS"/>
+          <w:lang w:val="en"/>
         </w:rPr>
         <w:t xml:space="preserve"> Disadvantages of MPA</w:t>
       </w:r>
@@ -9802,6 +9933,7 @@
         </w:rPr>
         <w:t xml:space="preserve">: </w:t>
       </w:r>
+      <w:proofErr w:type="spellStart"/>
       <w:r>
         <w:rPr>
           <w:rFonts w:ascii="Arial" w:eastAsia="Arial" w:hAnsi="Arial" w:cs="Arial"/>
@@ -9814,7 +9946,22 @@
           <w:lang w:val="en"/>
           <w14:ligatures w14:val="none"/>
         </w:rPr>
-        <w:t>Chatgpt (GPT</w:t>
+        <w:t>Chatgpt</w:t>
+      </w:r>
+      <w:proofErr w:type="spellEnd"/>
+      <w:r>
+        <w:rPr>
+          <w:rFonts w:ascii="Arial" w:eastAsia="Arial" w:hAnsi="Arial" w:cs="Arial"/>
+          <w:b/>
+          <w:color w:val="000000"/>
+          <w:kern w:val="0"/>
+          <w:sz w:val="22"/>
+          <w:szCs w:val="22"/>
+          <w:highlight w:val="darkGray"/>
+          <w:lang w:val="en"/>
+          <w14:ligatures w14:val="none"/>
+        </w:rPr>
+        <w:t xml:space="preserve"> (GPT</w:t>
       </w:r>
       <w:r>
         <w:rPr>
@@ -10401,7 +10548,29 @@
                 <w:lang w:val="en"/>
                 <w14:ligatures w14:val="none"/>
               </w:rPr>
-              <w:t>Every route hits backend</w:t>
+              <w:t xml:space="preserve">Every route </w:t>
+            </w:r>
+            <w:proofErr w:type="gramStart"/>
+            <w:r>
+              <w:rPr>
+                <w:rFonts w:ascii="Roboto Mono" w:eastAsia="Roboto Mono" w:hAnsi="Roboto Mono" w:cs="Arial"/>
+                <w:kern w:val="0"/>
+                <w:szCs w:val="22"/>
+                <w:lang w:val="en"/>
+                <w14:ligatures w14:val="none"/>
+              </w:rPr>
+              <w:t>hits</w:t>
+            </w:r>
+            <w:proofErr w:type="gramEnd"/>
+            <w:r>
+              <w:rPr>
+                <w:rFonts w:ascii="Roboto Mono" w:eastAsia="Roboto Mono" w:hAnsi="Roboto Mono" w:cs="Arial"/>
+                <w:kern w:val="0"/>
+                <w:szCs w:val="22"/>
+                <w:lang w:val="en"/>
+                <w14:ligatures w14:val="none"/>
+              </w:rPr>
+              <w:t xml:space="preserve"> backend</w:t>
             </w:r>
           </w:p>
         </w:tc>
@@ -10427,6 +10596,7 @@
           <w:lang w:val="en"/>
           <w14:ligatures w14:val="none"/>
         </w:rPr>
+        <w:lastRenderedPageBreak/>
         <w:pict w14:anchorId="12877A50">
           <v:rect id="_x0000_i1043" style="width:0;height:1.5pt" o:hralign="center" o:hrstd="t" o:hr="t" fillcolor="#a0a0a0" stroked="f"/>
         </w:pict>
@@ -10434,15 +10604,10 @@
     </w:p>
     <w:p>
       <w:pPr>
-        <w:spacing w:before="280" w:after="120" w:line="276" w:lineRule="auto"/>
-        <w:outlineLvl w:val="1"/>
-        <w:rPr>
-          <w:rFonts w:ascii="Arial" w:eastAsia="Arial" w:hAnsi="Arial" w:cs="Arial"/>
-          <w:kern w:val="0"/>
-          <w:sz w:val="32"/>
-          <w:szCs w:val="32"/>
-          <w:lang w:val="en"/>
-          <w14:ligatures w14:val="none"/>
+        <w:pStyle w:val="Heading2"/>
+        <w:rPr>
+          <w:rFonts w:eastAsia="Arial"/>
+          <w:lang w:val="en"/>
         </w:rPr>
       </w:pPr>
       <w:bookmarkStart w:id="21" w:name="_62jp3ihkdmae" w:colFirst="0" w:colLast="0"/>
@@ -10450,22 +10615,14 @@
       <w:r>
         <w:rPr>
           <w:rFonts w:ascii="Segoe UI Emoji" w:eastAsia="Arial" w:hAnsi="Segoe UI Emoji" w:cs="Segoe UI Emoji"/>
-          <w:kern w:val="0"/>
-          <w:sz w:val="32"/>
-          <w:szCs w:val="32"/>
-          <w:lang w:val="en"/>
-          <w14:ligatures w14:val="none"/>
+          <w:lang w:val="en"/>
         </w:rPr>
         <w:t>📌</w:t>
       </w:r>
       <w:r>
         <w:rPr>
-          <w:rFonts w:ascii="Arial" w:eastAsia="Arial" w:hAnsi="Arial" w:cs="Arial"/>
-          <w:kern w:val="0"/>
-          <w:sz w:val="32"/>
-          <w:szCs w:val="32"/>
-          <w:lang w:val="en"/>
-          <w14:ligatures w14:val="none"/>
+          <w:rFonts w:eastAsia="Arial"/>
+          <w:lang w:val="en"/>
         </w:rPr>
         <w:t xml:space="preserve"> Summary</w:t>
       </w:r>
@@ -10512,6 +10669,7 @@
         </w:rPr>
         <w:t xml:space="preserve">: </w:t>
       </w:r>
+      <w:proofErr w:type="spellStart"/>
       <w:r>
         <w:rPr>
           <w:rFonts w:ascii="Arial" w:eastAsia="Arial" w:hAnsi="Arial" w:cs="Arial"/>
@@ -10524,7 +10682,22 @@
           <w:lang w:val="en"/>
           <w14:ligatures w14:val="none"/>
         </w:rPr>
-        <w:t>Chatgpt (GPT</w:t>
+        <w:t>Chatgpt</w:t>
+      </w:r>
+      <w:proofErr w:type="spellEnd"/>
+      <w:r>
+        <w:rPr>
+          <w:rFonts w:ascii="Arial" w:eastAsia="Arial" w:hAnsi="Arial" w:cs="Arial"/>
+          <w:b/>
+          <w:color w:val="000000"/>
+          <w:kern w:val="0"/>
+          <w:sz w:val="22"/>
+          <w:szCs w:val="22"/>
+          <w:highlight w:val="darkGray"/>
+          <w:lang w:val="en"/>
+          <w14:ligatures w14:val="none"/>
+        </w:rPr>
+        <w:t xml:space="preserve"> (GPT</w:t>
       </w:r>
       <w:r>
         <w:rPr>
@@ -12363,7 +12536,6 @@
     <w:next w:val="Normal"/>
     <w:link w:val="Heading2Char"/>
     <w:uiPriority w:val="9"/>
-    <w:semiHidden/>
     <w:unhideWhenUsed/>
     <w:qFormat/>
     <w:rsid w:val="000056E4"/>
@@ -12580,7 +12752,6 @@
     <w:basedOn w:val="DefaultParagraphFont"/>
     <w:link w:val="Heading2"/>
     <w:uiPriority w:val="9"/>
-    <w:semiHidden/>
     <w:rsid w:val="000056E4"/>
     <w:rPr>
       <w:rFonts w:asciiTheme="majorHAnsi" w:eastAsiaTheme="majorEastAsia" w:hAnsiTheme="majorHAnsi" w:cstheme="majorBidi"/>
